--- a/beta/tester-brief.docx
+++ b/beta/tester-brief.docx
@@ -7,7 +7,7 @@
         <w:pStyle w:val="Title"/>
       </w:pPr>
       <w:r>
-        <w:t>AMASAMYA Beta — Tester Brief</w:t>
+        <w:t>AMASAMYA — Tester Brief</w:t>
       </w:r>
     </w:p>
     <w:p>
@@ -270,6 +270,68 @@
     <w:p>
       <w:r>
         <w:t>instead of (or in addition to) compensation, tell us in the form.</w:t>
+      </w:r>
+    </w:p>
+    <w:p>
+      <w:pPr>
+        <w:pStyle w:val="Heading2"/>
+      </w:pPr>
+      <w:r>
+        <w:t>Installing the Chrome extension (if your test path uses it)</w:t>
+      </w:r>
+    </w:p>
+    <w:p>
+      <w:r>
+        <w:t>When you install AMASAMYA from the Chrome Web Store, Chrome may show a</w:t>
+      </w:r>
+    </w:p>
+    <w:p>
+      <w:r>
+        <w:t>dialog titled "Proceed with caution" that says the extension is not</w:t>
+      </w:r>
+    </w:p>
+    <w:p>
+      <w:r>
+        <w:t>trusted by Enhanced Safe Browsing. This is normal for newly-approved</w:t>
+      </w:r>
+    </w:p>
+    <w:p>
+      <w:r>
+        <w:t>extensions and means only that the extension has not yet accumulated</w:t>
+      </w:r>
+    </w:p>
+    <w:p>
+      <w:r>
+        <w:t>install history — it is not a security concern. Click **Continue to</w:t>
+      </w:r>
+    </w:p>
+    <w:p>
+      <w:r>
+        <w:t>install**.</w:t>
+      </w:r>
+    </w:p>
+    <w:p>
+      <w:r>
+        <w:t>Chrome will then show a second dialog asking you to confirm two</w:t>
+      </w:r>
+    </w:p>
+    <w:p>
+      <w:r>
+        <w:t xml:space="preserve">permissions. Click </w:t>
+      </w:r>
+      <w:r>
+        <w:rPr>
+          <w:b/>
+        </w:rPr>
+        <w:t>Add extension</w:t>
+      </w:r>
+      <w:r>
+        <w:t xml:space="preserve"> to complete the installation. The</w:t>
+      </w:r>
+    </w:p>
+    <w:p>
+      <w:r>
+        <w:t>AMASAMYA toolbar icon will appear in Chrome's top-right area.</w:t>
       </w:r>
     </w:p>
     <w:p>

--- a/beta/tester-brief.docx
+++ b/beta/tester-brief.docx
@@ -7,7 +7,7 @@
         <w:pStyle w:val="Title"/>
       </w:pPr>
       <w:r>
-        <w:t>AMASAMYA — Tester Brief</w:t>
+        <w:t>AMASAMYA Beta - Tester Brief</w:t>
       </w:r>
     </w:p>
     <w:p>
@@ -15,7 +15,7 @@
         <w:pStyle w:val="Heading1"/>
       </w:pPr>
       <w:r>
-        <w:t>AMASAMYA Beta — Tester Brief</w:t>
+        <w:t>AMASAMYA Beta - Tester Brief</w:t>
       </w:r>
     </w:p>
     <w:p>
@@ -59,7 +59,7 @@
         <w:pStyle w:val="ListBullet"/>
       </w:pPr>
       <w:r>
-        <w:t>Documents you upload — PDF, Word (DOCX), PowerPoint (PPTX), Excel</w:t>
+        <w:t>Documents you upload - PDF, Word (DOCX), PowerPoint (PPTX), Excel</w:t>
       </w:r>
     </w:p>
     <w:p>
@@ -302,7 +302,7 @@
     </w:p>
     <w:p>
       <w:r>
-        <w:t>install history — it is not a security concern. Click **Continue to</w:t>
+        <w:t>install history - it is not a security concern. Click **Continue to</w:t>
       </w:r>
     </w:p>
     <w:p>
@@ -339,7 +339,7 @@
         <w:pStyle w:val="Heading2"/>
       </w:pPr>
       <w:r>
-        <w:t>What to test — suggested 30-minute path</w:t>
+        <w:t>What to test - suggested 30-minute path</w:t>
       </w:r>
     </w:p>
     <w:p>
@@ -357,7 +357,7 @@
         <w:pStyle w:val="Heading3"/>
       </w:pPr>
       <w:r>
-        <w:t>Path 1 — Web audit (10 min)</w:t>
+        <w:t>Path 1 - Web audit (10 min)</w:t>
       </w:r>
     </w:p>
     <w:p>
@@ -425,7 +425,7 @@
         <w:pStyle w:val="ListNumber"/>
       </w:pPr>
       <w:r>
-        <w:t>Pick one Fail and one Warning — read the "How to fix" hint and the</w:t>
+        <w:t>Pick one Fail and one Warning - read the "How to fix" hint and the</w:t>
       </w:r>
     </w:p>
     <w:p>
@@ -438,7 +438,7 @@
         <w:pStyle w:val="Heading3"/>
       </w:pPr>
       <w:r>
-        <w:t>Path 2 — Document audit (10 min)</w:t>
+        <w:t>Path 2 - Document audit (10 min)</w:t>
       </w:r>
     </w:p>
     <w:p>
@@ -476,7 +476,7 @@
     </w:p>
     <w:p>
       <w:r>
-        <w:t xml:space="preserve">   around — preferably one you know has accessibility issues.</w:t>
+        <w:t xml:space="preserve">   around - preferably one you know has accessibility issues.</w:t>
       </w:r>
     </w:p>
     <w:p>
@@ -505,12 +505,12 @@
         <w:pStyle w:val="Heading3"/>
       </w:pPr>
       <w:r>
-        <w:t>Path 3 — Vision AI features (10 min, optional)</w:t>
+        <w:t>Path 3 - Vision AI features (10 min, optional)</w:t>
       </w:r>
     </w:p>
     <w:p>
       <w:r>
-        <w:t>These features need an OpenAI or Anthropic API key — your own.</w:t>
+        <w:t>These features need an OpenAI or Anthropic API key - your own.</w:t>
       </w:r>
     </w:p>
     <w:p>
@@ -681,7 +681,7 @@
     </w:p>
     <w:p>
       <w:r>
-        <w:t>Three options — pick whichever is easier:</w:t>
+        <w:t>Three options - pick whichever is easier:</w:t>
       </w:r>
     </w:p>
     <w:p>
@@ -728,7 +728,7 @@
         <w:t>30-min Zoom call</w:t>
       </w:r>
       <w:r>
-        <w:t>: book a slot at [calendly link] — we'll do the</w:t>
+        <w:t>: book a slot at [calendly link] - we'll do the</w:t>
       </w:r>
     </w:p>
     <w:p>
@@ -771,7 +771,7 @@
     </w:p>
     <w:p>
       <w:r>
-        <w:t>nothing). If you'd rather stay anonymous, that's the default — say so</w:t>
+        <w:t>nothing). If you'd rather stay anonymous, that's the default - say so</w:t>
       </w:r>
     </w:p>
     <w:p>
@@ -798,8 +798,11 @@
       </w:r>
     </w:p>
     <w:p>
+      <w:pPr>
+        <w:pStyle w:val="ListBullet"/>
+      </w:pPr>
       <w:r>
-        <w:t>— Akhilesh Malani, AMASAMYA</w:t>
+        <w:t>Akhilesh Malani, AMASAMYA</w:t>
       </w:r>
     </w:p>
     <w:sectPr>
